--- a/machines/machine-redaction/templates/ptf-standard.docx
+++ b/machines/machine-redaction/templates/ptf-standard.docx
@@ -2047,6 +2047,7 @@
     </w:p>
     <w:p>
       <w:pPr>
+        <w:pStyle w:val="Heading3"/>
         <w:ind w:left="720" w:firstLine="0"/>
         <w:rPr>
           <w:rFonts w:ascii="Candara" w:cs="Candara" w:eastAsia="Candara" w:hAnsi="Candara"/>

--- a/machines/machine-redaction/templates/ptf-standard.docx
+++ b/machines/machine-redaction/templates/ptf-standard.docx
@@ -871,7 +871,7 @@
                 <w:color w:val="000000"/>
                 <w:rtl w:val="0"/>
               </w:rPr>
-              <w:t xml:space="preserve">PHASE 1 : Analyse et Conception</w:t>
+              <w:t xml:space="preserve">PHASE 1 : Analyse et Conception</w:t>
               <w:tab/>
               <w:t xml:space="preserve">5</w:t>
             </w:r>
@@ -902,7 +902,7 @@
                 <w:color w:val="000000"/>
                 <w:rtl w:val="0"/>
               </w:rPr>
-              <w:t xml:space="preserve">PHASE 2 : Configurations Standards</w:t>
+              <w:t xml:space="preserve">PHASE 2 : Configurations Standards</w:t>
               <w:tab/>
               <w:t xml:space="preserve">6</w:t>
             </w:r>
@@ -933,7 +933,7 @@
                 <w:color w:val="000000"/>
                 <w:rtl w:val="0"/>
               </w:rPr>
-              <w:t xml:space="preserve">PHASE 3 : Configurations des accès</w:t>
+              <w:t xml:space="preserve">PHASE 3 : Configurations des accès</w:t>
               <w:tab/>
               <w:t xml:space="preserve">6</w:t>
             </w:r>
@@ -964,7 +964,7 @@
                 <w:color w:val="000000"/>
                 <w:rtl w:val="0"/>
               </w:rPr>
-              <w:t xml:space="preserve">PHASE 4 : Développement des Modules Spécifiques</w:t>
+              <w:t xml:space="preserve">PHASE 4 : Développement des Modules Spécifiques</w:t>
               <w:tab/>
               <w:t xml:space="preserve">6</w:t>
             </w:r>
@@ -995,7 +995,7 @@
                 <w:color w:val="000000"/>
                 <w:rtl w:val="0"/>
               </w:rPr>
-              <w:t xml:space="preserve">PHASE 5 : Paramétrage des données d'exploitation</w:t>
+              <w:t xml:space="preserve">PHASE 5 : Paramétrage des données d'exploitation</w:t>
               <w:tab/>
               <w:t xml:space="preserve">6</w:t>
             </w:r>
@@ -1026,7 +1026,7 @@
                 <w:color w:val="000000"/>
                 <w:rtl w:val="0"/>
               </w:rPr>
-              <w:t xml:space="preserve">PHASE 6 : Déploiement, formation et livraison</w:t>
+              <w:t xml:space="preserve">PHASE 6 : Déploiement, formation et livraison</w:t>
               <w:tab/>
               <w:t xml:space="preserve">6</w:t>
             </w:r>
@@ -1057,7 +1057,7 @@
                 <w:color w:val="000000"/>
                 <w:rtl w:val="0"/>
               </w:rPr>
-              <w:t xml:space="preserve">PHASE 7 : Accompagnement et identification des axes d’optimisation</w:t>
+              <w:t xml:space="preserve">PHASE 7 : Accompagnement et identification des axes d’optimisation</w:t>
               <w:tab/>
               <w:t xml:space="preserve">7</w:t>
             </w:r>
@@ -1374,7 +1374,7 @@
           <w:szCs w:val="24"/>
           <w:rtl w:val="0"/>
         </w:rPr>
-        <w:t xml:space="preserve">Notre mission est de propulser nos clients vers de nouveaux sommets grâce à des solutions innovantes à forte valeur ajoutée. Nous concevons et déployons des outils digitaux performants permettant de :</w:t>
+        <w:t xml:space="preserve">Notre mission est de propulser nos clients vers de nouveaux sommets grâce à des solutions innovantes à forte valeur ajoutée. Nous concevons et déployons des outils digitaux performants permettant de :</w:t>
       </w:r>
     </w:p>
     <w:p>
@@ -1509,7 +1509,7 @@
           <w:szCs w:val="24"/>
           <w:rtl w:val="0"/>
         </w:rPr>
-        <w:t xml:space="preserve">ne se contente pas de fournir des outils : nous bâtissons des solutions qui s’intègrent parfaitement à vos activités, en vous offrant un avantage concurrentiel durable dans un monde en constante évolution.</w:t>
+        <w:t xml:space="preserve">ne se contente pas de fournir des outils : nous bâtissons des solutions qui s’intègrent parfaitement à vos activités, en vous offrant un avantage concurrentiel durable dans un monde en constante évolution.</w:t>
       </w:r>
     </w:p>
     <w:p>
@@ -1530,7 +1530,7 @@
           <w:szCs w:val="24"/>
           <w:rtl w:val="0"/>
         </w:rPr>
-        <w:t xml:space="preserve">Avec notre expertise, les entreprises que nous accompagnons ne se contentent pas de suivre la transformation digitale; elles la mènent. Faites confiance à </w:t>
+        <w:t xml:space="preserve">Avec notre expertise, les entreprises que nous accompagnons ne se contentent pas de suivre la transformation digitale ; elles la mènent. Faites confiance à </w:t>
       </w:r>
       <w:r>
         <w:rPr>
@@ -1700,7 +1700,7 @@
           <w:szCs w:val="24"/>
           <w:rtl w:val="0"/>
         </w:rPr>
-        <w:t xml:space="preserve">La solution devra couvrir les domaines suivants :</w:t>
+        <w:t xml:space="preserve">La solution devra couvrir les domaines suivants :</w:t>
       </w:r>
     </w:p>
     <w:p>
@@ -1794,7 +1794,7 @@
           <w:vertAlign w:val="baseline"/>
           <w:rtl w:val="0"/>
         </w:rPr>
-        <w:t xml:space="preserve"> : {{ item.need_description }}</w:t>
+        <w:t xml:space="preserve"> : {{ item.need_description }}</w:t>
       </w:r>
     </w:p>
     <w:p>
@@ -1875,7 +1875,7 @@
           <w:szCs w:val="24"/>
           <w:rtl w:val="0"/>
         </w:rPr>
-        <w:t xml:space="preserve">Dans cette optique, nous vous soumettons cette proposition technique et financière visant à assurer le déploiement d’un ERP ainsi que la formation et l’accompagnement des utilisateurs pour une adoption optimale.</w:t>
+        <w:t xml:space="preserve">Dans cette optique, nous vous soumettons cette proposition technique et financière visant à assurer {{ mission_summary }}.</w:t>
       </w:r>
     </w:p>
     <w:p>
@@ -2021,7 +2021,7 @@
           <w:szCs w:val="24"/>
           <w:rtl w:val="0"/>
         </w:rPr>
-        <w:t xml:space="preserve">Notre approche de solution intègre les phases suivantes :</w:t>
+        <w:t xml:space="preserve">Notre approche de solution intègre les phases suivantes :</w:t>
       </w:r>
     </w:p>
     <w:p>
@@ -2066,7 +2066,7 @@
           <w:szCs w:val="24"/>
           <w:rtl w:val="0"/>
         </w:rPr>
-        <w:t xml:space="preserve">PHASE {{ item.phase_number }} : {{ item.phase_title }}</w:t>
+        <w:t xml:space="preserve">PHASE {{ item.phase_number }} : {{ item.phase_title }}</w:t>
       </w:r>
     </w:p>
     <w:p>
@@ -2235,7 +2235,7 @@
           <w:szCs w:val="24"/>
           <w:rtl w:val="0"/>
         </w:rPr>
-        <w:t xml:space="preserve">La présente proposition financière est fixée à un montant de {{ total_amount_text }}  ({{ total_amount_num }}) </w:t>
+        <w:t xml:space="preserve">La présente proposition financière est fixée à un montant de {{ total_amount_text }} ({{ total_amount_num }}) </w:t>
       </w:r>
       <w:r>
         <w:rPr>
@@ -2276,7 +2276,7 @@
           <w:szCs w:val="24"/>
           <w:rtl w:val="0"/>
         </w:rPr>
-        <w:t xml:space="preserve">Les livrables sont répartis et facturés de la manière suivante :</w:t>
+        <w:t xml:space="preserve">Les livrables sont répartis et facturés de la manière suivante :</w:t>
       </w:r>
       <w:r>
         <w:rPr>
@@ -2958,7 +2958,7 @@
           <w:rFonts w:ascii="Candara" w:cs="Candara" w:eastAsia="Candara" w:hAnsi="Candara"/>
           <w:rtl w:val="0"/>
         </w:rPr>
-        <w:t xml:space="preserve">Le tableau suivant présente l’équipe nécessaire à la bonne conduite du projet :</w:t>
+        <w:t xml:space="preserve">Le tableau suivant présente l’équipe nécessaire à la bonne conduite du projet :</w:t>
       </w:r>
     </w:p>
     <w:tbl>

--- a/machines/machine-redaction/templates/ptf-standard.docx
+++ b/machines/machine-redaction/templates/ptf-standard.docx
@@ -608,7 +608,6 @@
     </w:p>
     <w:p>
       <w:pPr>
-        <w:pStyle w:val="Heading1"/>
         <w:spacing w:after="200" w:before="0" w:lineRule="auto"/>
         <w:ind w:right="-561"/>
         <w:jc w:val="both"/>
@@ -1915,6 +1914,7 @@
     </w:p>
     <w:p>
       <w:pPr>
+        <w:keepNext w:val="1"/>
         <w:widowControl w:val="0"/>
         <w:numPr>
           <w:ilvl w:val="0"/>
@@ -2564,6 +2564,7 @@
           <w:p>
             <w:pPr>
               <w:ind w:right="13"/>
+              <w:jc w:val="right"/>
               <w:rPr>
                 <w:rFonts w:ascii="Candara" w:cs="Candara" w:eastAsia="Candara" w:hAnsi="Candara"/>
                 <w:sz w:val="24"/>
@@ -2676,6 +2677,7 @@
           <w:p>
             <w:pPr>
               <w:ind w:right="13"/>
+              <w:jc w:val="right"/>
               <w:rPr>
                 <w:rFonts w:ascii="Candara" w:cs="Candara" w:eastAsia="Candara" w:hAnsi="Candara"/>
                 <w:sz w:val="24"/>
@@ -2788,6 +2790,7 @@
           <w:p>
             <w:pPr>
               <w:ind w:right="13"/>
+              <w:jc w:val="right"/>
               <w:rPr>
                 <w:rFonts w:ascii="Candara" w:cs="Candara" w:eastAsia="Candara" w:hAnsi="Candara"/>
                 <w:sz w:val="24"/>
@@ -2873,6 +2876,7 @@
           <w:p>
             <w:pPr>
               <w:ind w:right="70"/>
+              <w:jc w:val="right"/>
               <w:rPr>
                 <w:rFonts w:ascii="Candara" w:cs="Candara" w:eastAsia="Candara" w:hAnsi="Candara"/>
                 <w:b w:val="1"/>
@@ -3215,7 +3219,7 @@
           <w:p>
             <w:pPr>
               <w:ind w:right="-14"/>
-              <w:jc w:val="both"/>
+              <w:jc w:val="center"/>
               <w:rPr>
                 <w:rFonts w:ascii="Candara" w:cs="Candara" w:eastAsia="Candara" w:hAnsi="Candara"/>
               </w:rPr>
@@ -3324,7 +3328,7 @@
           <w:p>
             <w:pPr>
               <w:ind w:right="-14"/>
-              <w:jc w:val="both"/>
+              <w:jc w:val="center"/>
               <w:rPr>
                 <w:rFonts w:ascii="Candara" w:cs="Candara" w:eastAsia="Candara" w:hAnsi="Candara"/>
               </w:rPr>
@@ -3433,7 +3437,7 @@
           <w:p>
             <w:pPr>
               <w:ind w:right="-14"/>
-              <w:jc w:val="both"/>
+              <w:jc w:val="center"/>
               <w:rPr>
                 <w:rFonts w:ascii="Candara" w:cs="Candara" w:eastAsia="Candara" w:hAnsi="Candara"/>
               </w:rPr>
@@ -6100,7 +6104,7 @@
       <w:footerReference r:id="rId17" w:type="first"/>
       <w:footerReference r:id="rId18" w:type="even"/>
       <w:pgSz w:h="16838" w:w="11906" w:orient="portrait"/>
-      <w:pgMar w:bottom="1440" w:top="1440" w:left="850" w:right="850" w:header="562" w:footer="562"/>
+      <w:pgMar w:bottom="1560" w:top="1440" w:left="850" w:right="850" w:header="562" w:footer="780"/>
       <w:pgNumType w:start="1"/>
       <w:titlePg w:val="1"/>
     </w:sectPr>

--- a/machines/machine-redaction/templates/ptf-standard.docx
+++ b/machines/machine-redaction/templates/ptf-standard.docx
@@ -4375,6 +4375,9 @@
                 <w:rtl w:val="0"/>
               </w:rPr>
             </w:r>
+            <w:r>
+              <w:t>{% cellbg '339933' if item.duree is defined and item.debut &lt;= 1 &lt; item.debut + item.duree else 'auto' %}</w:t>
+            </w:r>
           </w:p>
         </w:tc>
         <w:tc>
@@ -4407,6 +4410,9 @@
                 <w:rtl w:val="0"/>
               </w:rPr>
             </w:r>
+            <w:r>
+              <w:t>{% cellbg '339933' if item.duree is defined and item.debut &lt;= 2 &lt; item.debut + item.duree else 'auto' %}</w:t>
+            </w:r>
           </w:p>
         </w:tc>
         <w:tc>
@@ -4439,6 +4445,9 @@
                 <w:rtl w:val="0"/>
               </w:rPr>
             </w:r>
+            <w:r>
+              <w:t>{% cellbg '339933' if item.duree is defined and item.debut &lt;= 3 &lt; item.debut + item.duree else 'auto' %}</w:t>
+            </w:r>
           </w:p>
         </w:tc>
         <w:tc>
@@ -4471,6 +4480,9 @@
                 <w:rtl w:val="0"/>
               </w:rPr>
             </w:r>
+            <w:r>
+              <w:t>{% cellbg '339933' if item.duree is defined and item.debut &lt;= 4 &lt; item.debut + item.duree else 'auto' %}</w:t>
+            </w:r>
           </w:p>
         </w:tc>
         <w:tc>
@@ -4503,6 +4515,9 @@
                 <w:rtl w:val="0"/>
               </w:rPr>
             </w:r>
+            <w:r>
+              <w:t>{% cellbg '339933' if item.duree is defined and item.debut &lt;= 5 &lt; item.debut + item.duree else 'auto' %}</w:t>
+            </w:r>
           </w:p>
         </w:tc>
         <w:tc>
@@ -4535,6 +4550,9 @@
                 <w:rtl w:val="0"/>
               </w:rPr>
             </w:r>
+            <w:r>
+              <w:t>{% cellbg '339933' if item.duree is defined and item.debut &lt;= 6 &lt; item.debut + item.duree else 'auto' %}</w:t>
+            </w:r>
           </w:p>
         </w:tc>
         <w:tc>
@@ -4567,6 +4585,9 @@
                 <w:rtl w:val="0"/>
               </w:rPr>
             </w:r>
+            <w:r>
+              <w:t>{% cellbg '339933' if item.duree is defined and item.debut &lt;= 7 &lt; item.debut + item.duree else 'auto' %}</w:t>
+            </w:r>
           </w:p>
         </w:tc>
         <w:tc>
@@ -4598,6 +4619,9 @@
               <w:rPr>
                 <w:rtl w:val="0"/>
               </w:rPr>
+            </w:r>
+            <w:r>
+              <w:t>{% cellbg '339933' if item.duree is defined and item.debut &lt;= 8 &lt; item.debut + item.duree else 'auto' %}</w:t>
             </w:r>
           </w:p>
         </w:tc>
@@ -6030,7 +6054,7 @@
           <wp:anchor allowOverlap="1" behindDoc="0" distB="0" distT="0" distL="0" distR="0" hidden="0" layoutInCell="1" locked="0" relativeHeight="0" simplePos="0">
             <wp:simplePos x="0" y="0"/>
             <wp:positionH relativeFrom="column">
-              <wp:posOffset>4137896</wp:posOffset>
+              <wp:posOffset>600075</wp:posOffset>
             </wp:positionH>
             <wp:positionV relativeFrom="paragraph">
               <wp:posOffset>239025</wp:posOffset>
@@ -6096,6 +6120,67 @@
         </w:rPr>
       </w:r>
     </w:p>
+    <w:p/>
+    <w:tbl>
+      <w:tblPr>
+        <w:tblW w:type="auto" w:w="0"/>
+        <w:tblLook w:firstColumn="1" w:firstRow="1" w:lastColumn="0" w:lastRow="0" w:noHBand="0" w:noVBand="1" w:val="04A0"/>
+      </w:tblPr>
+      <w:tblGrid>
+        <w:gridCol w:w="5103"/>
+        <w:gridCol w:w="5103"/>
+      </w:tblGrid>
+      <w:tr>
+        <w:tc>
+          <w:tcPr>
+            <w:tcW w:type="dxa" w:w="5103"/>
+          </w:tcPr>
+          <w:p>
+            <w:r>
+              <w:rPr>
+                <w:b/>
+              </w:rPr>
+              <w:t>Pour GINUTECH,</w:t>
+            </w:r>
+          </w:p>
+        </w:tc>
+        <w:tc>
+          <w:tcPr>
+            <w:tcW w:type="dxa" w:w="5103"/>
+          </w:tcPr>
+          <w:p>
+            <w:r>
+              <w:rPr>
+                <w:b/>
+              </w:rPr>
+              <w:t>Pour {{ client_name }},</w:t>
+            </w:r>
+          </w:p>
+        </w:tc>
+      </w:tr>
+      <w:tr>
+        <w:tc>
+          <w:tcPr>
+            <w:tcW w:type="dxa" w:w="5103"/>
+          </w:tcPr>
+          <w:p>
+            <w:r>
+              <w:t>M. Steve FASSEU — CEO</w:t>
+            </w:r>
+          </w:p>
+        </w:tc>
+        <w:tc>
+          <w:tcPr>
+            <w:tcW w:type="dxa" w:w="5103"/>
+          </w:tcPr>
+          <w:p>
+            <w:r>
+              <w:t>« Bon pour accord » — nom, fonction et signature</w:t>
+            </w:r>
+          </w:p>
+        </w:tc>
+      </w:tr>
+    </w:tbl>
     <w:sectPr>
       <w:headerReference r:id="rId13" w:type="default"/>
       <w:headerReference r:id="rId14" w:type="first"/>

--- a/machines/machine-redaction/templates/ptf-standard.docx
+++ b/machines/machine-redaction/templates/ptf-standard.docx
@@ -31,8 +31,8 @@
           <w:bCs w:val="1"/>
           <w:smallCaps w:val="1"/>
           <w:color w:val="0d8a52"/>
-          <w:sz w:val="22"/>
-          <w:szCs w:val="22"/>
+          <w:sz w:val="20"/>
+          <w:szCs w:val="20"/>
           <w:rtl w:val="0"/>
         </w:rPr>
         <w:t xml:space="preserve">PROPOSITION COMMERCIALE</w:t>
@@ -160,8 +160,8 @@
         <w:rPr>
           <w:rFonts w:ascii="Candara" w:cs="Candara" w:eastAsia="Candara" w:hAnsi="Candara"/>
           <w:color w:val="666666"/>
-          <w:sz w:val="22"/>
-          <w:szCs w:val="22"/>
+          <w:sz w:val="20"/>
+          <w:szCs w:val="20"/>
           <w:rtl w:val="0"/>
         </w:rPr>
         <w:t xml:space="preserve">{{ project_title }}</w:t>
@@ -220,8 +220,8 @@
                 <w:b w:val="1"/>
                 <w:bCs w:val="1"/>
                 <w:color w:val="1f5faf"/>
-                <w:sz w:val="21"/>
-                <w:szCs w:val="21"/>
+                <w:sz w:val="20"/>
+                <w:szCs w:val="20"/>
                 <w:rtl w:val="0"/>
               </w:rPr>
               <w:t xml:space="preserve">Client</w:t>
@@ -247,8 +247,8 @@
             <w:r>
               <w:rPr>
                 <w:rFonts w:ascii="Candara" w:cs="Candara" w:eastAsia="Candara" w:hAnsi="Candara"/>
-                <w:sz w:val="21"/>
-                <w:szCs w:val="21"/>
+                <w:sz w:val="20"/>
+                <w:szCs w:val="20"/>
                 <w:rtl w:val="0"/>
               </w:rPr>
               <w:t xml:space="preserve">{{ client_name }}</w:t>
@@ -283,8 +283,8 @@
                 <w:b w:val="1"/>
                 <w:bCs w:val="1"/>
                 <w:color w:val="1f5faf"/>
-                <w:sz w:val="21"/>
-                <w:szCs w:val="21"/>
+                <w:sz w:val="20"/>
+                <w:szCs w:val="20"/>
                 <w:rtl w:val="0"/>
               </w:rPr>
               <w:t xml:space="preserve">Projet</w:t>
@@ -310,8 +310,8 @@
             <w:r>
               <w:rPr>
                 <w:rFonts w:ascii="Candara" w:cs="Candara" w:eastAsia="Candara" w:hAnsi="Candara"/>
-                <w:sz w:val="21"/>
-                <w:szCs w:val="21"/>
+                <w:sz w:val="20"/>
+                <w:szCs w:val="20"/>
                 <w:rtl w:val="0"/>
               </w:rPr>
               <w:t xml:space="preserve">{{ project_title }}</w:t>
@@ -346,8 +346,8 @@
                 <w:b w:val="1"/>
                 <w:bCs w:val="1"/>
                 <w:color w:val="1f5faf"/>
-                <w:sz w:val="21"/>
-                <w:szCs w:val="21"/>
+                <w:sz w:val="20"/>
+                <w:szCs w:val="20"/>
                 <w:rtl w:val="0"/>
               </w:rPr>
               <w:t xml:space="preserve">Montant total</w:t>
@@ -373,8 +373,8 @@
             <w:r>
               <w:rPr>
                 <w:rFonts w:ascii="Candara" w:cs="Candara" w:eastAsia="Candara" w:hAnsi="Candara"/>
-                <w:sz w:val="21"/>
-                <w:szCs w:val="21"/>
+                <w:sz w:val="20"/>
+                <w:szCs w:val="20"/>
                 <w:rtl w:val="0"/>
               </w:rPr>
               <w:t xml:space="preserve">{{ total_amount_text }} ({{ total_amount_num }}) FCFA HT</w:t>
@@ -409,8 +409,8 @@
                 <w:b w:val="1"/>
                 <w:bCs w:val="1"/>
                 <w:color w:val="1f5faf"/>
-                <w:sz w:val="21"/>
-                <w:szCs w:val="21"/>
+                <w:sz w:val="20"/>
+                <w:szCs w:val="20"/>
                 <w:rtl w:val="0"/>
               </w:rPr>
               <w:t xml:space="preserve">Date</w:t>
@@ -436,8 +436,8 @@
             <w:r>
               <w:rPr>
                 <w:rFonts w:ascii="Candara" w:cs="Candara" w:eastAsia="Candara" w:hAnsi="Candara"/>
-                <w:sz w:val="21"/>
-                <w:szCs w:val="21"/>
+                <w:sz w:val="20"/>
+                <w:szCs w:val="20"/>
                 <w:rtl w:val="0"/>
               </w:rPr>
               <w:t xml:space="preserve">{{ date }}</w:t>
@@ -472,8 +472,8 @@
                 <w:b w:val="1"/>
                 <w:bCs w:val="1"/>
                 <w:color w:val="1f5faf"/>
-                <w:sz w:val="21"/>
-                <w:szCs w:val="21"/>
+                <w:sz w:val="20"/>
+                <w:szCs w:val="20"/>
                 <w:rtl w:val="0"/>
               </w:rPr>
               <w:t xml:space="preserve">Statut</w:t>
@@ -499,8 +499,8 @@
             <w:r>
               <w:rPr>
                 <w:rFonts w:ascii="Candara" w:cs="Candara" w:eastAsia="Candara" w:hAnsi="Candara"/>
-                <w:sz w:val="21"/>
-                <w:szCs w:val="21"/>
+                <w:sz w:val="20"/>
+                <w:szCs w:val="20"/>
                 <w:rtl w:val="0"/>
               </w:rPr>
               <w:t xml:space="preserve">Confidentiel</w:t>
@@ -579,7 +579,7 @@
                 <w:szCs w:val="20"/>
                 <w:rtl w:val="0"/>
               </w:rPr>
-              <w:t xml:space="preserve">Document commercial - Usage interne et client</w:t>
+              <w:t xml:space="preserve">Document commercial — Usage interne et client</w:t>
             </w:r>
             <w:r>
               <w:rPr>
@@ -1343,6 +1343,7 @@
     </w:p>
     <w:p>
       <w:pPr>
+        <w:jc w:val="both"/>
         <w:rPr>
           <w:rFonts w:ascii="Candara" w:cs="Candara" w:eastAsia="Candara" w:hAnsi="Candara"/>
         </w:rPr>
@@ -1454,6 +1455,7 @@
         </w:numPr>
         <w:spacing w:after="240" w:lineRule="auto"/>
         <w:ind w:left="720" w:right="-561" w:hanging="360"/>
+        <w:jc w:val="both"/>
         <w:rPr>
           <w:rFonts w:ascii="Candara" w:cs="Candara" w:eastAsia="Candara" w:hAnsi="Candara"/>
           <w:sz w:val="24"/>
@@ -1551,9 +1553,7 @@
         </w:rPr>
         <w:t xml:space="preserve">pour catalyser votre croissance et vous ouvrir les portes de l’innovation.</w:t>
       </w:r>
-      <w:r>
-        <w:br w:type="page"/>
-      </w:r>
+      <w:r/>
       <w:r>
         <w:rPr>
           <w:rtl w:val="0"/>
@@ -1664,8 +1664,8 @@
           <w:rFonts w:ascii="Candara" w:cs="Candara" w:eastAsia="Candara" w:hAnsi="Candara"/>
           <w:b w:val="1"/>
           <w:bCs w:val="1"/>
-          <w:sz w:val="34"/>
-          <w:szCs w:val="34"/>
+          <w:sz w:val="36"/>
+          <w:szCs w:val="36"/>
         </w:rPr>
       </w:pPr>
       <w:bookmarkStart w:colFirst="0" w:colLast="0" w:name="_heading=h.h01ypdrppoiy" w:id="3"/>
@@ -1675,8 +1675,8 @@
           <w:rFonts w:ascii="Candara" w:cs="Candara" w:eastAsia="Candara" w:hAnsi="Candara"/>
           <w:b w:val="1"/>
           <w:bCs w:val="1"/>
-          <w:sz w:val="34"/>
-          <w:szCs w:val="34"/>
+          <w:sz w:val="36"/>
+          <w:szCs w:val="36"/>
           <w:rtl w:val="0"/>
         </w:rPr>
         <w:t xml:space="preserve">Besoins fonctionnels couverts</w:t>
@@ -1891,8 +1891,8 @@
           <w:rFonts w:ascii="Candara" w:cs="Candara" w:eastAsia="Candara" w:hAnsi="Candara"/>
           <w:b w:val="1"/>
           <w:bCs w:val="1"/>
-          <w:sz w:val="34"/>
-          <w:szCs w:val="34"/>
+          <w:sz w:val="36"/>
+          <w:szCs w:val="36"/>
         </w:rPr>
       </w:pPr>
       <w:bookmarkStart w:colFirst="0" w:colLast="0" w:name="_heading=h.wqnnm8slydr" w:id="5"/>
@@ -1926,8 +1926,8 @@
           <w:rFonts w:ascii="Candara" w:cs="Candara" w:eastAsia="Candara" w:hAnsi="Candara"/>
           <w:b w:val="1"/>
           <w:bCs w:val="1"/>
-          <w:sz w:val="26"/>
-          <w:szCs w:val="26"/>
+          <w:sz w:val="24"/>
+          <w:szCs w:val="24"/>
         </w:rPr>
       </w:pPr>
       <w:r>
@@ -1984,8 +1984,8 @@
           <w:rFonts w:ascii="Candara" w:cs="Candara" w:eastAsia="Candara" w:hAnsi="Candara"/>
           <w:b w:val="1"/>
           <w:bCs w:val="1"/>
-          <w:sz w:val="34"/>
-          <w:szCs w:val="34"/>
+          <w:sz w:val="36"/>
+          <w:szCs w:val="36"/>
         </w:rPr>
       </w:pPr>
       <w:r>
@@ -2137,6 +2137,7 @@
     </w:p>
     <w:p>
       <w:pPr>
+        <w:jc w:val="both"/>
         <w:rPr>
           <w:rFonts w:ascii="Candara" w:cs="Candara" w:eastAsia="Candara" w:hAnsi="Candara"/>
           <w:b w:val="1"/>
@@ -2194,8 +2195,8 @@
           <w:rFonts w:ascii="Candara" w:cs="Candara" w:eastAsia="Candara" w:hAnsi="Candara"/>
           <w:b w:val="1"/>
           <w:bCs w:val="1"/>
-          <w:sz w:val="30"/>
-          <w:szCs w:val="30"/>
+          <w:sz w:val="28"/>
+          <w:szCs w:val="28"/>
         </w:rPr>
       </w:pPr>
       <w:bookmarkStart w:colFirst="0" w:colLast="0" w:name="_heading=h.anaurzrwvyn9" w:id="9"/>
@@ -2265,8 +2266,8 @@
           <w:rFonts w:ascii="Candara" w:cs="Candara" w:eastAsia="Candara" w:hAnsi="Candara"/>
           <w:b w:val="1"/>
           <w:bCs w:val="1"/>
-          <w:sz w:val="26"/>
-          <w:szCs w:val="26"/>
+          <w:sz w:val="24"/>
+          <w:szCs w:val="24"/>
         </w:rPr>
       </w:pPr>
       <w:r>
@@ -2327,7 +2328,7 @@
               <w:bottom w:color="000000" w:space="0" w:sz="8" w:val="single"/>
               <w:right w:color="000000" w:space="0" w:sz="8" w:val="single"/>
             </w:tcBorders>
-            <w:shd w:fill="339933" w:val="clear"/>
+            <w:shd w:fill="0d8a52" w:val="clear"/>
             <w:tcMar>
               <w:top w:w="100.0" w:type="dxa"/>
               <w:left w:w="100.0" w:type="dxa"/>
@@ -2369,7 +2370,7 @@
               <w:bottom w:color="000000" w:space="0" w:sz="8" w:val="single"/>
               <w:right w:color="000000" w:space="0" w:sz="8" w:val="single"/>
             </w:tcBorders>
-            <w:shd w:fill="339933" w:val="clear"/>
+            <w:shd w:fill="0d8a52" w:val="clear"/>
             <w:tcMar>
               <w:top w:w="100.0" w:type="dxa"/>
               <w:left w:w="100.0" w:type="dxa"/>
@@ -2411,7 +2412,7 @@
               <w:bottom w:color="000000" w:space="0" w:sz="8" w:val="single"/>
               <w:right w:color="000000" w:space="0" w:sz="8" w:val="single"/>
             </w:tcBorders>
-            <w:shd w:fill="339933" w:val="clear"/>
+            <w:shd w:fill="0d8a52" w:val="clear"/>
             <w:tcMar>
               <w:top w:w="100.0" w:type="dxa"/>
               <w:left w:w="100.0" w:type="dxa"/>
@@ -2824,7 +2825,7 @@
               <w:bottom w:color="000000" w:space="0" w:sz="8" w:val="single"/>
               <w:right w:color="000000" w:space="0" w:sz="8" w:val="single"/>
             </w:tcBorders>
-            <w:shd w:fill="b7b7b7" w:val="clear"/>
+            <w:shd w:fill="cccccc" w:val="clear"/>
             <w:tcMar>
               <w:top w:w="100.0" w:type="dxa"/>
               <w:left w:w="100.0" w:type="dxa"/>
@@ -2865,7 +2866,7 @@
               <w:bottom w:color="000000" w:space="0" w:sz="8" w:val="single"/>
               <w:right w:color="000000" w:space="0" w:sz="8" w:val="single"/>
             </w:tcBorders>
-            <w:shd w:fill="b7b7b7" w:val="clear"/>
+            <w:shd w:fill="cccccc" w:val="clear"/>
             <w:tcMar>
               <w:top w:w="100.0" w:type="dxa"/>
               <w:left w:w="100.0" w:type="dxa"/>
@@ -3006,7 +3007,7 @@
               <w:bottom w:color="000000" w:space="0" w:sz="8" w:val="single"/>
               <w:right w:color="000000" w:space="0" w:sz="8" w:val="single"/>
             </w:tcBorders>
-            <w:shd w:fill="339933" w:val="clear"/>
+            <w:shd w:fill="0d8a52" w:val="clear"/>
             <w:tcMar>
               <w:top w:w="100.0" w:type="dxa"/>
               <w:left w:w="100.0" w:type="dxa"/>
@@ -3048,7 +3049,7 @@
               <w:bottom w:color="000000" w:space="0" w:sz="8" w:val="single"/>
               <w:right w:color="000000" w:space="0" w:sz="8" w:val="single"/>
             </w:tcBorders>
-            <w:shd w:fill="339933" w:val="clear"/>
+            <w:shd w:fill="0d8a52" w:val="clear"/>
             <w:tcMar>
               <w:top w:w="100.0" w:type="dxa"/>
               <w:left w:w="100.0" w:type="dxa"/>
@@ -3090,7 +3091,7 @@
               <w:bottom w:color="000000" w:space="0" w:sz="8" w:val="single"/>
               <w:right w:color="000000" w:space="0" w:sz="8" w:val="single"/>
             </w:tcBorders>
-            <w:shd w:fill="339933" w:val="clear"/>
+            <w:shd w:fill="0d8a52" w:val="clear"/>
             <w:tcMar>
               <w:top w:w="100.0" w:type="dxa"/>
               <w:left w:w="100.0" w:type="dxa"/>
@@ -3481,8 +3482,8 @@
           <w:rFonts w:ascii="Candara" w:cs="Candara" w:eastAsia="Candara" w:hAnsi="Candara"/>
           <w:b w:val="1"/>
           <w:bCs w:val="1"/>
-          <w:sz w:val="34"/>
-          <w:szCs w:val="34"/>
+          <w:sz w:val="36"/>
+          <w:szCs w:val="36"/>
         </w:rPr>
       </w:pPr>
       <w:bookmarkStart w:colFirst="0" w:colLast="0" w:name="_heading=h.rgsfwzdrmwv6" w:id="12"/>
@@ -3590,7 +3591,7 @@
               <w:bottom w:color="666666" w:space="0" w:sz="8" w:val="single"/>
               <w:right w:color="000000" w:space="0" w:sz="8" w:val="single"/>
             </w:tcBorders>
-            <w:shd w:fill="339933" w:val="clear"/>
+            <w:shd w:fill="0d8a52" w:val="clear"/>
             <w:tcMar>
               <w:top w:w="0.0" w:type="dxa"/>
               <w:left w:w="0.0" w:type="dxa"/>
@@ -3619,7 +3620,7 @@
                 <w:color w:val="ffffff"/>
                 <w:rtl w:val="0"/>
               </w:rPr>
-              <w:t xml:space="preserve">Durée (en semaine)</w:t>
+              <w:t xml:space="preserve">Durée (en semaines)</w:t>
             </w:r>
           </w:p>
         </w:tc>
@@ -4039,7 +4040,7 @@
               <w:bottom w:color="666666" w:space="0" w:sz="8" w:val="single"/>
               <w:right w:color="666666" w:space="0" w:sz="8" w:val="single"/>
             </w:tcBorders>
-            <w:shd w:fill="339933" w:val="clear"/>
+            <w:shd w:fill="0d8a52" w:val="clear"/>
             <w:tcMar>
               <w:top w:w="99.0" w:type="dxa"/>
               <w:left w:w="99.0" w:type="dxa"/>
@@ -4072,7 +4073,7 @@
               <w:bottom w:color="666666" w:space="0" w:sz="8" w:val="single"/>
               <w:right w:color="666666" w:space="0" w:sz="8" w:val="single"/>
             </w:tcBorders>
-            <w:shd w:fill="339933" w:val="clear"/>
+            <w:shd w:fill="0d8a52" w:val="clear"/>
             <w:tcMar>
               <w:top w:w="99.0" w:type="dxa"/>
               <w:left w:w="99.0" w:type="dxa"/>
@@ -4376,7 +4377,7 @@
               </w:rPr>
             </w:r>
             <w:r>
-              <w:t>{% cellbg '339933' if item.duree is defined and item.debut &lt;= 1 &lt; item.debut + item.duree else 'auto' %}</w:t>
+              <w:t>{% cellbg '0d8a52' if item.duree is defined and item.debut &lt;= 1 &lt; item.debut + item.duree else 'auto' %}</w:t>
             </w:r>
           </w:p>
         </w:tc>
@@ -4411,7 +4412,7 @@
               </w:rPr>
             </w:r>
             <w:r>
-              <w:t>{% cellbg '339933' if item.duree is defined and item.debut &lt;= 2 &lt; item.debut + item.duree else 'auto' %}</w:t>
+              <w:t>{% cellbg '0d8a52' if item.duree is defined and item.debut &lt;= 2 &lt; item.debut + item.duree else 'auto' %}</w:t>
             </w:r>
           </w:p>
         </w:tc>
@@ -4446,7 +4447,7 @@
               </w:rPr>
             </w:r>
             <w:r>
-              <w:t>{% cellbg '339933' if item.duree is defined and item.debut &lt;= 3 &lt; item.debut + item.duree else 'auto' %}</w:t>
+              <w:t>{% cellbg '0d8a52' if item.duree is defined and item.debut &lt;= 3 &lt; item.debut + item.duree else 'auto' %}</w:t>
             </w:r>
           </w:p>
         </w:tc>
@@ -4481,7 +4482,7 @@
               </w:rPr>
             </w:r>
             <w:r>
-              <w:t>{% cellbg '339933' if item.duree is defined and item.debut &lt;= 4 &lt; item.debut + item.duree else 'auto' %}</w:t>
+              <w:t>{% cellbg '0d8a52' if item.duree is defined and item.debut &lt;= 4 &lt; item.debut + item.duree else 'auto' %}</w:t>
             </w:r>
           </w:p>
         </w:tc>
@@ -4516,7 +4517,7 @@
               </w:rPr>
             </w:r>
             <w:r>
-              <w:t>{% cellbg '339933' if item.duree is defined and item.debut &lt;= 5 &lt; item.debut + item.duree else 'auto' %}</w:t>
+              <w:t>{% cellbg '0d8a52' if item.duree is defined and item.debut &lt;= 5 &lt; item.debut + item.duree else 'auto' %}</w:t>
             </w:r>
           </w:p>
         </w:tc>
@@ -4551,7 +4552,7 @@
               </w:rPr>
             </w:r>
             <w:r>
-              <w:t>{% cellbg '339933' if item.duree is defined and item.debut &lt;= 6 &lt; item.debut + item.duree else 'auto' %}</w:t>
+              <w:t>{% cellbg '0d8a52' if item.duree is defined and item.debut &lt;= 6 &lt; item.debut + item.duree else 'auto' %}</w:t>
             </w:r>
           </w:p>
         </w:tc>
@@ -4586,7 +4587,7 @@
               </w:rPr>
             </w:r>
             <w:r>
-              <w:t>{% cellbg '339933' if item.duree is defined and item.debut &lt;= 7 &lt; item.debut + item.duree else 'auto' %}</w:t>
+              <w:t>{% cellbg '0d8a52' if item.duree is defined and item.debut &lt;= 7 &lt; item.debut + item.duree else 'auto' %}</w:t>
             </w:r>
           </w:p>
         </w:tc>
@@ -4621,7 +4622,7 @@
               </w:rPr>
             </w:r>
             <w:r>
-              <w:t>{% cellbg '339933' if item.duree is defined and item.debut &lt;= 8 &lt; item.debut + item.duree else 'auto' %}</w:t>
+              <w:t>{% cellbg '0d8a52' if item.duree is defined and item.debut &lt;= 8 &lt; item.debut + item.duree else 'auto' %}</w:t>
             </w:r>
           </w:p>
         </w:tc>
@@ -4683,7 +4684,7 @@
               <w:bottom w:color="666666" w:space="0" w:sz="8" w:val="single"/>
               <w:right w:color="666666" w:space="0" w:sz="8" w:val="single"/>
             </w:tcBorders>
-            <w:shd w:fill="339933" w:val="clear"/>
+            <w:shd w:fill="0d8a52" w:val="clear"/>
             <w:tcMar>
               <w:top w:w="99.0" w:type="dxa"/>
               <w:left w:w="99.0" w:type="dxa"/>
@@ -4716,7 +4717,7 @@
               <w:bottom w:color="666666" w:space="0" w:sz="8" w:val="single"/>
               <w:right w:color="666666" w:space="0" w:sz="8" w:val="single"/>
             </w:tcBorders>
-            <w:shd w:fill="339933" w:val="clear"/>
+            <w:shd w:fill="0d8a52" w:val="clear"/>
             <w:tcMar>
               <w:top w:w="99.0" w:type="dxa"/>
               <w:left w:w="99.0" w:type="dxa"/>
@@ -5123,7 +5124,7 @@
         </w:trPr>
         <w:tc>
           <w:tcPr>
-            <w:shd w:fill="339933" w:val="clear"/>
+            <w:shd w:fill="0d8a52" w:val="clear"/>
             <w:tcMar>
               <w:top w:w="100.0" w:type="dxa"/>
               <w:left w:w="100.0" w:type="dxa"/>
@@ -5162,7 +5163,7 @@
         </w:tc>
         <w:tc>
           <w:tcPr>
-            <w:shd w:fill="339933" w:val="clear"/>
+            <w:shd w:fill="0d8a52" w:val="clear"/>
             <w:tcMar>
               <w:top w:w="100.0" w:type="dxa"/>
               <w:left w:w="100.0" w:type="dxa"/>
@@ -5313,8 +5314,8 @@
               <w:ind w:left="425" w:right="76" w:hanging="285"/>
               <w:rPr>
                 <w:rFonts w:ascii="Candara" w:cs="Candara" w:eastAsia="Candara" w:hAnsi="Candara"/>
-                <w:sz w:val="26"/>
-                <w:szCs w:val="26"/>
+                <w:sz w:val="24"/>
+                <w:szCs w:val="24"/>
               </w:rPr>
             </w:pPr>
             <w:r>
@@ -5633,8 +5634,8 @@
               <w:ind w:left="425" w:right="76" w:hanging="285"/>
               <w:rPr>
                 <w:rFonts w:ascii="Candara" w:cs="Candara" w:eastAsia="Candara" w:hAnsi="Candara"/>
-                <w:sz w:val="26"/>
-                <w:szCs w:val="26"/>
+                <w:sz w:val="24"/>
+                <w:szCs w:val="24"/>
               </w:rPr>
             </w:pPr>
             <w:r>
@@ -5793,8 +5794,8 @@
               <w:ind w:left="425" w:right="76" w:hanging="285"/>
               <w:rPr>
                 <w:rFonts w:ascii="Candara" w:cs="Candara" w:eastAsia="Candara" w:hAnsi="Candara"/>
-                <w:sz w:val="26"/>
-                <w:szCs w:val="26"/>
+                <w:sz w:val="24"/>
+                <w:szCs w:val="24"/>
               </w:rPr>
             </w:pPr>
             <w:r>
@@ -5925,10 +5926,11 @@
                 <w:tab w:val="left" w:leader="none" w:pos="960"/>
               </w:tabs>
               <w:ind w:left="425" w:right="76" w:hanging="285"/>
-              <w:rPr>
-                <w:rFonts w:ascii="Candara" w:cs="Candara" w:eastAsia="Candara" w:hAnsi="Candara"/>
-                <w:sz w:val="26"/>
-                <w:szCs w:val="26"/>
+              <w:jc w:val="both"/>
+              <w:rPr>
+                <w:rFonts w:ascii="Candara" w:cs="Candara" w:eastAsia="Candara" w:hAnsi="Candara"/>
+                <w:sz w:val="24"/>
+                <w:szCs w:val="24"/>
               </w:rPr>
             </w:pPr>
             <w:r>
@@ -6538,7 +6540,7 @@
     <w:lvl w:ilvl="0">
       <w:start w:val="1"/>
       <w:numFmt w:val="bullet"/>
-      <w:lvlText w:val="●"/>
+      <w:lvlText w:val="•"/>
       <w:lvlJc w:val="left"/>
       <w:pPr>
         <w:ind w:left="720" w:hanging="360"/>
@@ -6550,7 +6552,7 @@
     <w:lvl w:ilvl="1">
       <w:start w:val="1"/>
       <w:numFmt w:val="bullet"/>
-      <w:lvlText w:val="○"/>
+      <w:lvlText w:val="•"/>
       <w:lvlJc w:val="left"/>
       <w:pPr>
         <w:ind w:left="1440" w:hanging="360"/>
@@ -6562,7 +6564,7 @@
     <w:lvl w:ilvl="2">
       <w:start w:val="1"/>
       <w:numFmt w:val="bullet"/>
-      <w:lvlText w:val="■"/>
+      <w:lvlText w:val="•"/>
       <w:lvlJc w:val="left"/>
       <w:pPr>
         <w:ind w:left="2160" w:hanging="360"/>
@@ -6574,7 +6576,7 @@
     <w:lvl w:ilvl="3">
       <w:start w:val="1"/>
       <w:numFmt w:val="bullet"/>
-      <w:lvlText w:val="●"/>
+      <w:lvlText w:val="•"/>
       <w:lvlJc w:val="left"/>
       <w:pPr>
         <w:ind w:left="2880" w:hanging="360"/>
@@ -6586,7 +6588,7 @@
     <w:lvl w:ilvl="4">
       <w:start w:val="1"/>
       <w:numFmt w:val="bullet"/>
-      <w:lvlText w:val="○"/>
+      <w:lvlText w:val="•"/>
       <w:lvlJc w:val="left"/>
       <w:pPr>
         <w:ind w:left="3600" w:hanging="360"/>
@@ -6598,7 +6600,7 @@
     <w:lvl w:ilvl="5">
       <w:start w:val="1"/>
       <w:numFmt w:val="bullet"/>
-      <w:lvlText w:val="■"/>
+      <w:lvlText w:val="•"/>
       <w:lvlJc w:val="left"/>
       <w:pPr>
         <w:ind w:left="4320" w:hanging="360"/>
@@ -6610,7 +6612,7 @@
     <w:lvl w:ilvl="6">
       <w:start w:val="1"/>
       <w:numFmt w:val="bullet"/>
-      <w:lvlText w:val="●"/>
+      <w:lvlText w:val="•"/>
       <w:lvlJc w:val="left"/>
       <w:pPr>
         <w:ind w:left="5040" w:hanging="360"/>
@@ -6622,7 +6624,7 @@
     <w:lvl w:ilvl="7">
       <w:start w:val="1"/>
       <w:numFmt w:val="bullet"/>
-      <w:lvlText w:val="○"/>
+      <w:lvlText w:val="•"/>
       <w:lvlJc w:val="left"/>
       <w:pPr>
         <w:ind w:left="5760" w:hanging="360"/>
@@ -6634,7 +6636,7 @@
     <w:lvl w:ilvl="8">
       <w:start w:val="1"/>
       <w:numFmt w:val="bullet"/>
-      <w:lvlText w:val="■"/>
+      <w:lvlText w:val="•"/>
       <w:lvlJc w:val="left"/>
       <w:pPr>
         <w:ind w:left="6480" w:hanging="360"/>
@@ -6648,7 +6650,7 @@
     <w:lvl w:ilvl="0">
       <w:start w:val="1"/>
       <w:numFmt w:val="bullet"/>
-      <w:lvlText w:val="●"/>
+      <w:lvlText w:val="•"/>
       <w:lvlJc w:val="left"/>
       <w:pPr>
         <w:ind w:left="720" w:hanging="360"/>
@@ -6660,7 +6662,7 @@
     <w:lvl w:ilvl="1">
       <w:start w:val="1"/>
       <w:numFmt w:val="bullet"/>
-      <w:lvlText w:val="○"/>
+      <w:lvlText w:val="•"/>
       <w:lvlJc w:val="left"/>
       <w:pPr>
         <w:ind w:left="1440" w:hanging="360"/>
@@ -6672,7 +6674,7 @@
     <w:lvl w:ilvl="2">
       <w:start w:val="1"/>
       <w:numFmt w:val="bullet"/>
-      <w:lvlText w:val="■"/>
+      <w:lvlText w:val="•"/>
       <w:lvlJc w:val="left"/>
       <w:pPr>
         <w:ind w:left="2160" w:hanging="360"/>
@@ -6684,7 +6686,7 @@
     <w:lvl w:ilvl="3">
       <w:start w:val="1"/>
       <w:numFmt w:val="bullet"/>
-      <w:lvlText w:val="●"/>
+      <w:lvlText w:val="•"/>
       <w:lvlJc w:val="left"/>
       <w:pPr>
         <w:ind w:left="2880" w:hanging="360"/>
@@ -6696,7 +6698,7 @@
     <w:lvl w:ilvl="4">
       <w:start w:val="1"/>
       <w:numFmt w:val="bullet"/>
-      <w:lvlText w:val="○"/>
+      <w:lvlText w:val="•"/>
       <w:lvlJc w:val="left"/>
       <w:pPr>
         <w:ind w:left="3600" w:hanging="360"/>
@@ -6708,7 +6710,7 @@
     <w:lvl w:ilvl="5">
       <w:start w:val="1"/>
       <w:numFmt w:val="bullet"/>
-      <w:lvlText w:val="■"/>
+      <w:lvlText w:val="•"/>
       <w:lvlJc w:val="left"/>
       <w:pPr>
         <w:ind w:left="4320" w:hanging="360"/>
@@ -6720,7 +6722,7 @@
     <w:lvl w:ilvl="6">
       <w:start w:val="1"/>
       <w:numFmt w:val="bullet"/>
-      <w:lvlText w:val="●"/>
+      <w:lvlText w:val="•"/>
       <w:lvlJc w:val="left"/>
       <w:pPr>
         <w:ind w:left="5040" w:hanging="360"/>
@@ -6732,7 +6734,7 @@
     <w:lvl w:ilvl="7">
       <w:start w:val="1"/>
       <w:numFmt w:val="bullet"/>
-      <w:lvlText w:val="○"/>
+      <w:lvlText w:val="•"/>
       <w:lvlJc w:val="left"/>
       <w:pPr>
         <w:ind w:left="5760" w:hanging="360"/>
@@ -6744,7 +6746,7 @@
     <w:lvl w:ilvl="8">
       <w:start w:val="1"/>
       <w:numFmt w:val="bullet"/>
-      <w:lvlText w:val="■"/>
+      <w:lvlText w:val="•"/>
       <w:lvlJc w:val="left"/>
       <w:pPr>
         <w:ind w:left="6480" w:hanging="360"/>
@@ -6868,7 +6870,7 @@
     <w:lvl w:ilvl="0">
       <w:start w:val="1"/>
       <w:numFmt w:val="bullet"/>
-      <w:lvlText w:val="●"/>
+      <w:lvlText w:val="•"/>
       <w:lvlJc w:val="left"/>
       <w:pPr>
         <w:ind w:left="720" w:hanging="360"/>
@@ -6880,7 +6882,7 @@
     <w:lvl w:ilvl="1">
       <w:start w:val="1"/>
       <w:numFmt w:val="bullet"/>
-      <w:lvlText w:val="○"/>
+      <w:lvlText w:val="•"/>
       <w:lvlJc w:val="left"/>
       <w:pPr>
         <w:ind w:left="1440" w:hanging="360"/>
@@ -6892,7 +6894,7 @@
     <w:lvl w:ilvl="2">
       <w:start w:val="1"/>
       <w:numFmt w:val="bullet"/>
-      <w:lvlText w:val="■"/>
+      <w:lvlText w:val="•"/>
       <w:lvlJc w:val="left"/>
       <w:pPr>
         <w:ind w:left="2160" w:hanging="360"/>
@@ -6904,7 +6906,7 @@
     <w:lvl w:ilvl="3">
       <w:start w:val="1"/>
       <w:numFmt w:val="bullet"/>
-      <w:lvlText w:val="●"/>
+      <w:lvlText w:val="•"/>
       <w:lvlJc w:val="left"/>
       <w:pPr>
         <w:ind w:left="2880" w:hanging="360"/>
@@ -6916,7 +6918,7 @@
     <w:lvl w:ilvl="4">
       <w:start w:val="1"/>
       <w:numFmt w:val="bullet"/>
-      <w:lvlText w:val="○"/>
+      <w:lvlText w:val="•"/>
       <w:lvlJc w:val="left"/>
       <w:pPr>
         <w:ind w:left="3600" w:hanging="360"/>
@@ -6928,7 +6930,7 @@
     <w:lvl w:ilvl="5">
       <w:start w:val="1"/>
       <w:numFmt w:val="bullet"/>
-      <w:lvlText w:val="■"/>
+      <w:lvlText w:val="•"/>
       <w:lvlJc w:val="left"/>
       <w:pPr>
         <w:ind w:left="4320" w:hanging="360"/>
@@ -6940,7 +6942,7 @@
     <w:lvl w:ilvl="6">
       <w:start w:val="1"/>
       <w:numFmt w:val="bullet"/>
-      <w:lvlText w:val="●"/>
+      <w:lvlText w:val="•"/>
       <w:lvlJc w:val="left"/>
       <w:pPr>
         <w:ind w:left="5040" w:hanging="360"/>
@@ -6952,7 +6954,7 @@
     <w:lvl w:ilvl="7">
       <w:start w:val="1"/>
       <w:numFmt w:val="bullet"/>
-      <w:lvlText w:val="○"/>
+      <w:lvlText w:val="•"/>
       <w:lvlJc w:val="left"/>
       <w:pPr>
         <w:ind w:left="5760" w:hanging="360"/>
@@ -6964,7 +6966,7 @@
     <w:lvl w:ilvl="8">
       <w:start w:val="1"/>
       <w:numFmt w:val="bullet"/>
-      <w:lvlText w:val="■"/>
+      <w:lvlText w:val="•"/>
       <w:lvlJc w:val="left"/>
       <w:pPr>
         <w:ind w:left="6480" w:hanging="360"/>
@@ -6978,13 +6980,13 @@
     <w:lvl w:ilvl="0">
       <w:start w:val="0"/>
       <w:numFmt w:val="bullet"/>
-      <w:lvlText w:val="●"/>
+      <w:lvlText w:val="•"/>
       <w:lvlJc w:val="left"/>
       <w:pPr>
         <w:ind w:left="1080" w:hanging="360"/>
       </w:pPr>
       <w:rPr>
-        <w:rFonts w:ascii="Noto Sans Symbols" w:cs="Noto Sans Symbols" w:eastAsia="Noto Sans Symbols" w:hAnsi="Noto Sans Symbols"/>
+        <w:rFonts w:ascii="Candara" w:cs="Candara" w:eastAsia="Candara" w:hAnsi="Candara"/>
         <w:b w:val="1"/>
         <w:bCs w:val="1"/>
       </w:rPr>
@@ -6998,31 +7000,31 @@
         <w:ind w:left="1800" w:hanging="360"/>
       </w:pPr>
       <w:rPr>
-        <w:rFonts w:ascii="Courier New" w:cs="Courier New" w:eastAsia="Courier New" w:hAnsi="Courier New"/>
+        <w:rFonts w:ascii="Candara" w:cs="Candara" w:eastAsia="Candara" w:hAnsi="Candara"/>
       </w:rPr>
     </w:lvl>
     <w:lvl w:ilvl="2">
       <w:start w:val="1"/>
       <w:numFmt w:val="bullet"/>
-      <w:lvlText w:val="▪"/>
+      <w:lvlText w:val="•"/>
       <w:lvlJc w:val="left"/>
       <w:pPr>
         <w:ind w:left="2520" w:hanging="360"/>
       </w:pPr>
       <w:rPr>
-        <w:rFonts w:ascii="Noto Sans Symbols" w:cs="Noto Sans Symbols" w:eastAsia="Noto Sans Symbols" w:hAnsi="Noto Sans Symbols"/>
+        <w:rFonts w:ascii="Candara" w:cs="Candara" w:eastAsia="Candara" w:hAnsi="Candara"/>
       </w:rPr>
     </w:lvl>
     <w:lvl w:ilvl="3">
       <w:start w:val="1"/>
       <w:numFmt w:val="bullet"/>
-      <w:lvlText w:val="●"/>
+      <w:lvlText w:val="•"/>
       <w:lvlJc w:val="left"/>
       <w:pPr>
         <w:ind w:left="3240" w:hanging="360"/>
       </w:pPr>
       <w:rPr>
-        <w:rFonts w:ascii="Noto Sans Symbols" w:cs="Noto Sans Symbols" w:eastAsia="Noto Sans Symbols" w:hAnsi="Noto Sans Symbols"/>
+        <w:rFonts w:ascii="Candara" w:cs="Candara" w:eastAsia="Candara" w:hAnsi="Candara"/>
       </w:rPr>
     </w:lvl>
     <w:lvl w:ilvl="4">
@@ -7034,31 +7036,31 @@
         <w:ind w:left="3960" w:hanging="360"/>
       </w:pPr>
       <w:rPr>
-        <w:rFonts w:ascii="Courier New" w:cs="Courier New" w:eastAsia="Courier New" w:hAnsi="Courier New"/>
+        <w:rFonts w:ascii="Candara" w:cs="Candara" w:eastAsia="Candara" w:hAnsi="Candara"/>
       </w:rPr>
     </w:lvl>
     <w:lvl w:ilvl="5">
       <w:start w:val="1"/>
       <w:numFmt w:val="bullet"/>
-      <w:lvlText w:val="▪"/>
+      <w:lvlText w:val="•"/>
       <w:lvlJc w:val="left"/>
       <w:pPr>
         <w:ind w:left="4680" w:hanging="360"/>
       </w:pPr>
       <w:rPr>
-        <w:rFonts w:ascii="Noto Sans Symbols" w:cs="Noto Sans Symbols" w:eastAsia="Noto Sans Symbols" w:hAnsi="Noto Sans Symbols"/>
+        <w:rFonts w:ascii="Candara" w:cs="Candara" w:eastAsia="Candara" w:hAnsi="Candara"/>
       </w:rPr>
     </w:lvl>
     <w:lvl w:ilvl="6">
       <w:start w:val="1"/>
       <w:numFmt w:val="bullet"/>
-      <w:lvlText w:val="●"/>
+      <w:lvlText w:val="•"/>
       <w:lvlJc w:val="left"/>
       <w:pPr>
         <w:ind w:left="5400" w:hanging="360"/>
       </w:pPr>
       <w:rPr>
-        <w:rFonts w:ascii="Noto Sans Symbols" w:cs="Noto Sans Symbols" w:eastAsia="Noto Sans Symbols" w:hAnsi="Noto Sans Symbols"/>
+        <w:rFonts w:ascii="Candara" w:cs="Candara" w:eastAsia="Candara" w:hAnsi="Candara"/>
       </w:rPr>
     </w:lvl>
     <w:lvl w:ilvl="7">
@@ -7070,19 +7072,19 @@
         <w:ind w:left="6120" w:hanging="360"/>
       </w:pPr>
       <w:rPr>
-        <w:rFonts w:ascii="Courier New" w:cs="Courier New" w:eastAsia="Courier New" w:hAnsi="Courier New"/>
+        <w:rFonts w:ascii="Candara" w:cs="Candara" w:eastAsia="Candara" w:hAnsi="Candara"/>
       </w:rPr>
     </w:lvl>
     <w:lvl w:ilvl="8">
       <w:start w:val="1"/>
       <w:numFmt w:val="bullet"/>
-      <w:lvlText w:val="▪"/>
+      <w:lvlText w:val="•"/>
       <w:lvlJc w:val="left"/>
       <w:pPr>
         <w:ind w:left="6840" w:hanging="360"/>
       </w:pPr>
       <w:rPr>
-        <w:rFonts w:ascii="Noto Sans Symbols" w:cs="Noto Sans Symbols" w:eastAsia="Noto Sans Symbols" w:hAnsi="Noto Sans Symbols"/>
+        <w:rFonts w:ascii="Candara" w:cs="Candara" w:eastAsia="Candara" w:hAnsi="Candara"/>
       </w:rPr>
     </w:lvl>
   </w:abstractNum>
@@ -7200,7 +7202,7 @@
     <w:lvl w:ilvl="0">
       <w:start w:val="1"/>
       <w:numFmt w:val="bullet"/>
-      <w:lvlText w:val="●"/>
+      <w:lvlText w:val="•"/>
       <w:lvlJc w:val="left"/>
       <w:pPr>
         <w:ind w:left="720" w:hanging="360"/>
@@ -7212,7 +7214,7 @@
     <w:lvl w:ilvl="1">
       <w:start w:val="1"/>
       <w:numFmt w:val="bullet"/>
-      <w:lvlText w:val="○"/>
+      <w:lvlText w:val="•"/>
       <w:lvlJc w:val="left"/>
       <w:pPr>
         <w:ind w:left="1440" w:hanging="360"/>
@@ -7224,7 +7226,7 @@
     <w:lvl w:ilvl="2">
       <w:start w:val="1"/>
       <w:numFmt w:val="bullet"/>
-      <w:lvlText w:val="■"/>
+      <w:lvlText w:val="•"/>
       <w:lvlJc w:val="left"/>
       <w:pPr>
         <w:ind w:left="2160" w:hanging="360"/>
@@ -7236,7 +7238,7 @@
     <w:lvl w:ilvl="3">
       <w:start w:val="1"/>
       <w:numFmt w:val="bullet"/>
-      <w:lvlText w:val="●"/>
+      <w:lvlText w:val="•"/>
       <w:lvlJc w:val="left"/>
       <w:pPr>
         <w:ind w:left="2880" w:hanging="360"/>
@@ -7248,7 +7250,7 @@
     <w:lvl w:ilvl="4">
       <w:start w:val="1"/>
       <w:numFmt w:val="bullet"/>
-      <w:lvlText w:val="○"/>
+      <w:lvlText w:val="•"/>
       <w:lvlJc w:val="left"/>
       <w:pPr>
         <w:ind w:left="3600" w:hanging="360"/>
@@ -7260,7 +7262,7 @@
     <w:lvl w:ilvl="5">
       <w:start w:val="1"/>
       <w:numFmt w:val="bullet"/>
-      <w:lvlText w:val="■"/>
+      <w:lvlText w:val="•"/>
       <w:lvlJc w:val="left"/>
       <w:pPr>
         <w:ind w:left="4320" w:hanging="360"/>
@@ -7272,7 +7274,7 @@
     <w:lvl w:ilvl="6">
       <w:start w:val="1"/>
       <w:numFmt w:val="bullet"/>
-      <w:lvlText w:val="●"/>
+      <w:lvlText w:val="•"/>
       <w:lvlJc w:val="left"/>
       <w:pPr>
         <w:ind w:left="5040" w:hanging="360"/>
@@ -7284,7 +7286,7 @@
     <w:lvl w:ilvl="7">
       <w:start w:val="1"/>
       <w:numFmt w:val="bullet"/>
-      <w:lvlText w:val="○"/>
+      <w:lvlText w:val="•"/>
       <w:lvlJc w:val="left"/>
       <w:pPr>
         <w:ind w:left="5760" w:hanging="360"/>
@@ -7296,7 +7298,7 @@
     <w:lvl w:ilvl="8">
       <w:start w:val="1"/>
       <w:numFmt w:val="bullet"/>
-      <w:lvlText w:val="■"/>
+      <w:lvlText w:val="•"/>
       <w:lvlJc w:val="left"/>
       <w:pPr>
         <w:ind w:left="6480" w:hanging="360"/>
@@ -7310,7 +7312,7 @@
     <w:lvl w:ilvl="0">
       <w:start w:val="1"/>
       <w:numFmt w:val="bullet"/>
-      <w:lvlText w:val="●"/>
+      <w:lvlText w:val="•"/>
       <w:lvlJc w:val="left"/>
       <w:pPr>
         <w:ind w:left="720" w:hanging="360"/>
@@ -7322,7 +7324,7 @@
     <w:lvl w:ilvl="1">
       <w:start w:val="1"/>
       <w:numFmt w:val="bullet"/>
-      <w:lvlText w:val="○"/>
+      <w:lvlText w:val="•"/>
       <w:lvlJc w:val="left"/>
       <w:pPr>
         <w:ind w:left="1440" w:hanging="360"/>
@@ -7334,7 +7336,7 @@
     <w:lvl w:ilvl="2">
       <w:start w:val="1"/>
       <w:numFmt w:val="bullet"/>
-      <w:lvlText w:val="■"/>
+      <w:lvlText w:val="•"/>
       <w:lvlJc w:val="left"/>
       <w:pPr>
         <w:ind w:left="2160" w:hanging="360"/>
@@ -7346,7 +7348,7 @@
     <w:lvl w:ilvl="3">
       <w:start w:val="1"/>
       <w:numFmt w:val="bullet"/>
-      <w:lvlText w:val="●"/>
+      <w:lvlText w:val="•"/>
       <w:lvlJc w:val="left"/>
       <w:pPr>
         <w:ind w:left="2880" w:hanging="360"/>
@@ -7358,7 +7360,7 @@
     <w:lvl w:ilvl="4">
       <w:start w:val="1"/>
       <w:numFmt w:val="bullet"/>
-      <w:lvlText w:val="○"/>
+      <w:lvlText w:val="•"/>
       <w:lvlJc w:val="left"/>
       <w:pPr>
         <w:ind w:left="3600" w:hanging="360"/>
@@ -7370,7 +7372,7 @@
     <w:lvl w:ilvl="5">
       <w:start w:val="1"/>
       <w:numFmt w:val="bullet"/>
-      <w:lvlText w:val="■"/>
+      <w:lvlText w:val="•"/>
       <w:lvlJc w:val="left"/>
       <w:pPr>
         <w:ind w:left="4320" w:hanging="360"/>
@@ -7382,7 +7384,7 @@
     <w:lvl w:ilvl="6">
       <w:start w:val="1"/>
       <w:numFmt w:val="bullet"/>
-      <w:lvlText w:val="●"/>
+      <w:lvlText w:val="•"/>
       <w:lvlJc w:val="left"/>
       <w:pPr>
         <w:ind w:left="5040" w:hanging="360"/>
@@ -7394,7 +7396,7 @@
     <w:lvl w:ilvl="7">
       <w:start w:val="1"/>
       <w:numFmt w:val="bullet"/>
-      <w:lvlText w:val="○"/>
+      <w:lvlText w:val="•"/>
       <w:lvlJc w:val="left"/>
       <w:pPr>
         <w:ind w:left="5760" w:hanging="360"/>
@@ -7406,7 +7408,7 @@
     <w:lvl w:ilvl="8">
       <w:start w:val="1"/>
       <w:numFmt w:val="bullet"/>
-      <w:lvlText w:val="■"/>
+      <w:lvlText w:val="•"/>
       <w:lvlJc w:val="left"/>
       <w:pPr>
         <w:ind w:left="6480" w:hanging="360"/>
@@ -7451,7 +7453,7 @@
   <w:docDefaults>
     <w:rPrDefault>
       <w:rPr>
-        <w:rFonts w:ascii="Aptos" w:cs="Aptos" w:eastAsia="Aptos" w:hAnsi="Aptos"/>
+        <w:rFonts w:ascii="Candara" w:cs="Candara" w:eastAsia="Candara" w:hAnsi="Candara"/>
         <w:sz w:val="22"/>
         <w:szCs w:val="22"/>
         <w:lang w:val="fr"/>
